--- a/Mon projet de stage.docx
+++ b/Mon projet de stage.docx
@@ -1,6 +1,6 @@
 
 <file path=word/document.xml><?xml version="1.0" encoding="utf-8"?>
-<w:document xmlns:wpc="http://schemas.microsoft.com/office/word/2010/wordprocessingCanvas" xmlns:cx="http://schemas.microsoft.com/office/drawing/2014/chartex" xmlns:cx1="http://schemas.microsoft.com/office/drawing/2015/9/8/chartex" xmlns:mc="http://schemas.openxmlformats.org/markup-compatibility/2006" xmlns:o="urn:schemas-microsoft-com:office:office" xmlns:r="http://schemas.openxmlformats.org/officeDocument/2006/relationships" xmlns:m="http://schemas.openxmlformats.org/officeDocument/2006/math" xmlns:v="urn:schemas-microsoft-com:vml" xmlns:wp14="http://schemas.microsoft.com/office/word/2010/wordprocessingDrawing" xmlns:wp="http://schemas.openxmlformats.org/drawingml/2006/wordprocessingDrawing" xmlns:w10="urn:schemas-microsoft-com:office:word" xmlns:w="http://schemas.openxmlformats.org/wordprocessingml/2006/main" xmlns:w14="http://schemas.microsoft.com/office/word/2010/wordml" xmlns:w15="http://schemas.microsoft.com/office/word/2012/wordml" xmlns:w16se="http://schemas.microsoft.com/office/word/2015/wordml/symex" xmlns:wpg="http://schemas.microsoft.com/office/word/2010/wordprocessingGroup" xmlns:wpi="http://schemas.microsoft.com/office/word/2010/wordprocessingInk" xmlns:wne="http://schemas.microsoft.com/office/word/2006/wordml" xmlns:wps="http://schemas.microsoft.com/office/word/2010/wordprocessingShape" mc:Ignorable="w14 w15 w16se wp14">
+<w:document xmlns:wpc="http://schemas.microsoft.com/office/word/2010/wordprocessingCanvas" xmlns:cx="http://schemas.microsoft.com/office/drawing/2014/chartex" xmlns:cx1="http://schemas.microsoft.com/office/drawing/2015/9/8/chartex" xmlns:cx2="http://schemas.microsoft.com/office/drawing/2015/10/21/chartex" xmlns:cx3="http://schemas.microsoft.com/office/drawing/2016/5/9/chartex" xmlns:cx4="http://schemas.microsoft.com/office/drawing/2016/5/10/chartex" xmlns:cx5="http://schemas.microsoft.com/office/drawing/2016/5/11/chartex" xmlns:cx6="http://schemas.microsoft.com/office/drawing/2016/5/12/chartex" xmlns:cx7="http://schemas.microsoft.com/office/drawing/2016/5/13/chartex" xmlns:cx8="http://schemas.microsoft.com/office/drawing/2016/5/14/chartex" xmlns:mc="http://schemas.openxmlformats.org/markup-compatibility/2006" xmlns:aink="http://schemas.microsoft.com/office/drawing/2016/ink" xmlns:am3d="http://schemas.microsoft.com/office/drawing/2017/model3d" xmlns:o="urn:schemas-microsoft-com:office:office" xmlns:oel="http://schemas.microsoft.com/office/2019/extlst" xmlns:r="http://schemas.openxmlformats.org/officeDocument/2006/relationships" xmlns:m="http://schemas.openxmlformats.org/officeDocument/2006/math" xmlns:v="urn:schemas-microsoft-com:vml" xmlns:wp14="http://schemas.microsoft.com/office/word/2010/wordprocessingDrawing" xmlns:wp="http://schemas.openxmlformats.org/drawingml/2006/wordprocessingDrawing" xmlns:w10="urn:schemas-microsoft-com:office:word" xmlns:w="http://schemas.openxmlformats.org/wordprocessingml/2006/main" xmlns:w14="http://schemas.microsoft.com/office/word/2010/wordml" xmlns:w15="http://schemas.microsoft.com/office/word/2012/wordml" xmlns:w16cex="http://schemas.microsoft.com/office/word/2018/wordml/cex" xmlns:w16cid="http://schemas.microsoft.com/office/word/2016/wordml/cid" xmlns:w16="http://schemas.microsoft.com/office/word/2018/wordml" xmlns:w16du="http://schemas.microsoft.com/office/word/2023/wordml/word16du" xmlns:w16sdtdh="http://schemas.microsoft.com/office/word/2020/wordml/sdtdatahash" xmlns:w16sdtfl="http://schemas.microsoft.com/office/word/2024/wordml/sdtformatlock" xmlns:w16se="http://schemas.microsoft.com/office/word/2015/wordml/symex" xmlns:wpg="http://schemas.microsoft.com/office/word/2010/wordprocessingGroup" xmlns:wpi="http://schemas.microsoft.com/office/word/2010/wordprocessingInk" xmlns:wne="http://schemas.microsoft.com/office/word/2006/wordml" xmlns:wps="http://schemas.microsoft.com/office/word/2010/wordprocessingShape" mc:Ignorable="w14 w15 w16se w16cid w16 w16cex w16sdtdh w16sdtfl w16du wp14">
   <w:body>
     <w:p>
       <w:pPr>
@@ -299,7 +299,7 @@
                                     <pic:cNvPicPr/>
                                   </pic:nvPicPr>
                                   <pic:blipFill>
-                                    <a:blip r:embed="rId8">
+                                    <a:blip r:embed="rId9">
                                       <a:extLst>
                                         <a:ext uri="{28A0092B-C50C-407E-A947-70E740481C1C}">
                                           <a14:useLocalDpi xmlns:a14="http://schemas.microsoft.com/office/drawing/2010/main" val="0"/>
@@ -665,7 +665,7 @@
                                           </pic:cNvPicPr>
                                         </pic:nvPicPr>
                                         <pic:blipFill>
-                                          <a:blip r:embed="rId9">
+                                          <a:blip r:embed="rId10">
                                             <a:extLst>
                                               <a:ext uri="{28A0092B-C50C-407E-A947-70E740481C1C}">
                                                 <a14:useLocalDpi xmlns:a14="http://schemas.microsoft.com/office/drawing/2010/main" val="0"/>
@@ -801,7 +801,7 @@
                                     </pic:cNvPicPr>
                                   </pic:nvPicPr>
                                   <pic:blipFill>
-                                    <a:blip r:embed="rId9">
+                                    <a:blip r:embed="rId11">
                                       <a:extLst>
                                         <a:ext uri="{28A0092B-C50C-407E-A947-70E740481C1C}">
                                           <a14:useLocalDpi xmlns:a14="http://schemas.microsoft.com/office/drawing/2010/main" val="0"/>
@@ -1176,7 +1176,7 @@
               </wp:anchor>
             </w:drawing>
           </mc:Choice>
-          <mc:Fallback xmlns:w16cid="http://schemas.microsoft.com/office/word/2016/wordml/cid" xmlns:am3d="http://schemas.microsoft.com/office/drawing/2017/model3d" xmlns:aink="http://schemas.microsoft.com/office/drawing/2016/ink" xmlns:cx8="http://schemas.microsoft.com/office/drawing/2016/5/14/chartex" xmlns:cx7="http://schemas.microsoft.com/office/drawing/2016/5/13/chartex" xmlns:cx6="http://schemas.microsoft.com/office/drawing/2016/5/12/chartex" xmlns:cx5="http://schemas.microsoft.com/office/drawing/2016/5/11/chartex" xmlns:cx4="http://schemas.microsoft.com/office/drawing/2016/5/10/chartex" xmlns:cx3="http://schemas.microsoft.com/office/drawing/2016/5/9/chartex" xmlns:cx2="http://schemas.microsoft.com/office/drawing/2015/10/21/chartex">
+          <mc:Fallback>
             <w:pict>
               <v:line w14:anchorId="4B403C55" id="Connecteur droit 9" o:spid="_x0000_s1026" style="position:absolute;flip:x;z-index:251669504;visibility:visible;mso-wrap-style:square;mso-width-percent:0;mso-height-percent:0;mso-wrap-distance-left:9pt;mso-wrap-distance-top:0;mso-wrap-distance-right:9pt;mso-wrap-distance-bottom:0;mso-position-horizontal:absolute;mso-position-horizontal-relative:text;mso-position-vertical:absolute;mso-position-vertical-relative:text;mso-width-percent:0;mso-height-percent:0;mso-width-relative:margin;mso-height-relative:margin" from="-26.6pt,-46.85pt" to="91.9pt,-46.85pt" o:gfxdata="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" strokecolor="#0d0d0d [3069]" strokeweight=".5pt">
                 <v:stroke joinstyle="miter"/>
@@ -2410,7 +2410,7 @@
                                 <w:bCs/>
                                 <w:lang w:val="fr-FR"/>
                               </w:rPr>
-                              <w:t xml:space="preserve"> TCHAKOUTIO L</w:t>
+                              <w:t xml:space="preserve"> </w:t>
                             </w:r>
                             <w:r>
                               <w:rPr>
@@ -2418,7 +2418,7 @@
                                 <w:bCs/>
                                 <w:lang w:val="fr-FR"/>
                               </w:rPr>
-                              <w:t>udovic</w:t>
+                              <w:t>ABOGO</w:t>
                             </w:r>
                           </w:p>
                           <w:p>
@@ -2467,7 +2467,11 @@
           </mc:Choice>
           <mc:Fallback>
             <w:pict>
-              <v:shape w14:anchorId="31F300E0" id="Zone de texte 4" o:spid="_x0000_s1035" type="#_x0000_t202" style="position:absolute;left:0;text-align:left;margin-left:308.85pt;margin-top:16.55pt;width:178.5pt;height:78pt;z-index:251663360;visibility:visible;mso-wrap-style:square;mso-width-percent:0;mso-height-percent:0;mso-wrap-distance-left:9pt;mso-wrap-distance-top:0;mso-wrap-distance-right:9pt;mso-wrap-distance-bottom:0;mso-position-horizontal:absolute;mso-position-horizontal-relative:margin;mso-position-vertical:absolute;mso-position-vertical-relative:text;mso-width-percent:0;mso-height-percent:0;mso-width-relative:margin;mso-height-relative:margin;v-text-anchor:top" o:gfxdata="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" fillcolor="white [3201]" stroked="f" strokeweight=".5pt">
+              <v:shapetype w14:anchorId="31F300E0" id="_x0000_t202" coordsize="21600,21600" o:spt="202" path="m,l,21600r21600,l21600,xe">
+                <v:stroke joinstyle="miter"/>
+                <v:path gradientshapeok="t" o:connecttype="rect"/>
+              </v:shapetype>
+              <v:shape id="Zone de texte 4" o:spid="_x0000_s1035" type="#_x0000_t202" style="position:absolute;left:0;text-align:left;margin-left:308.85pt;margin-top:16.55pt;width:178.5pt;height:78pt;z-index:251663360;visibility:visible;mso-wrap-style:square;mso-width-percent:0;mso-height-percent:0;mso-wrap-distance-left:9pt;mso-wrap-distance-top:0;mso-wrap-distance-right:9pt;mso-wrap-distance-bottom:0;mso-position-horizontal:absolute;mso-position-horizontal-relative:margin;mso-position-vertical:absolute;mso-position-vertical-relative:text;mso-width-percent:0;mso-height-percent:0;mso-width-relative:margin;mso-height-relative:margin;v-text-anchor:top" o:gfxdata="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" fillcolor="white [3201]" stroked="f" strokeweight=".5pt">
                 <v:textbox>
                   <w:txbxContent>
                     <w:p>
@@ -2511,7 +2515,7 @@
                           <w:bCs/>
                           <w:lang w:val="fr-FR"/>
                         </w:rPr>
-                        <w:t xml:space="preserve"> TCHAKOUTIO L</w:t>
+                        <w:t xml:space="preserve"> </w:t>
                       </w:r>
                       <w:r>
                         <w:rPr>
@@ -2519,7 +2523,7 @@
                           <w:bCs/>
                           <w:lang w:val="fr-FR"/>
                         </w:rPr>
-                        <w:t>udovic</w:t>
+                        <w:t>ABOGO</w:t>
                       </w:r>
                     </w:p>
                     <w:p>
@@ -3265,7 +3269,7 @@
     </w:p>
     <w:p>
       <w:pPr>
-        <w:pStyle w:val="Titre1"/>
+        <w:pStyle w:val="Heading1"/>
       </w:pPr>
       <w:bookmarkStart w:id="0" w:name="_Toc166433340"/>
       <w:bookmarkStart w:id="1" w:name="_Toc171277699"/>
@@ -3323,7 +3327,7 @@
     </w:p>
     <w:p>
       <w:pPr>
-        <w:pStyle w:val="Paragraphedeliste"/>
+        <w:pStyle w:val="ListParagraph"/>
         <w:numPr>
           <w:ilvl w:val="0"/>
           <w:numId w:val="1"/>
@@ -3346,7 +3350,7 @@
     </w:p>
     <w:p>
       <w:pPr>
-        <w:pStyle w:val="Paragraphedeliste"/>
+        <w:pStyle w:val="ListParagraph"/>
         <w:numPr>
           <w:ilvl w:val="0"/>
           <w:numId w:val="1"/>
@@ -3368,7 +3372,7 @@
     </w:p>
     <w:p>
       <w:pPr>
-        <w:pStyle w:val="Paragraphedeliste"/>
+        <w:pStyle w:val="ListParagraph"/>
         <w:numPr>
           <w:ilvl w:val="0"/>
           <w:numId w:val="1"/>
@@ -3396,7 +3400,7 @@
     </w:p>
     <w:p>
       <w:pPr>
-        <w:pStyle w:val="Paragraphedeliste"/>
+        <w:pStyle w:val="ListParagraph"/>
         <w:numPr>
           <w:ilvl w:val="0"/>
           <w:numId w:val="1"/>
@@ -3426,7 +3430,7 @@
     </w:p>
     <w:p>
       <w:pPr>
-        <w:pStyle w:val="Paragraphedeliste"/>
+        <w:pStyle w:val="ListParagraph"/>
         <w:numPr>
           <w:ilvl w:val="0"/>
           <w:numId w:val="1"/>
@@ -3448,7 +3452,7 @@
     </w:p>
     <w:p>
       <w:pPr>
-        <w:pStyle w:val="Paragraphedeliste"/>
+        <w:pStyle w:val="ListParagraph"/>
         <w:numPr>
           <w:ilvl w:val="0"/>
           <w:numId w:val="1"/>
@@ -3461,7 +3465,7 @@
     </w:p>
     <w:p>
       <w:pPr>
-        <w:pStyle w:val="Paragraphedeliste"/>
+        <w:pStyle w:val="ListParagraph"/>
         <w:numPr>
           <w:ilvl w:val="0"/>
           <w:numId w:val="1"/>
@@ -3474,7 +3478,7 @@
     </w:p>
     <w:p>
       <w:pPr>
-        <w:pStyle w:val="Paragraphedeliste"/>
+        <w:pStyle w:val="ListParagraph"/>
         <w:numPr>
           <w:ilvl w:val="0"/>
           <w:numId w:val="1"/>
@@ -3501,7 +3505,7 @@
     </w:p>
     <w:p>
       <w:pPr>
-        <w:pStyle w:val="Paragraphedeliste"/>
+        <w:pStyle w:val="ListParagraph"/>
         <w:spacing w:line="360" w:lineRule="auto"/>
       </w:pPr>
     </w:p>
@@ -3521,7 +3525,7 @@
     </w:p>
     <w:p>
       <w:pPr>
-        <w:pStyle w:val="Titre1"/>
+        <w:pStyle w:val="Heading1"/>
       </w:pPr>
       <w:bookmarkStart w:id="17" w:name="_Toc166433341"/>
       <w:bookmarkStart w:id="18" w:name="_Toc171277700"/>
@@ -3564,7 +3568,7 @@
     </w:p>
     <w:p>
       <w:pPr>
-        <w:pStyle w:val="TM1"/>
+        <w:pStyle w:val="TOC1"/>
         <w:tabs>
           <w:tab w:val="right" w:leader="dot" w:pos="9062"/>
         </w:tabs>
@@ -3588,7 +3592,7 @@
       <w:hyperlink w:anchor="_Toc203005408" w:history="1">
         <w:r>
           <w:rPr>
-            <w:rStyle w:val="Lienhypertexte"/>
+            <w:rStyle w:val="Hyperlink"/>
             <w:noProof/>
           </w:rPr>
           <w:t>REMERCIEMENTS</w:t>
@@ -3645,7 +3649,7 @@
     </w:p>
     <w:p>
       <w:pPr>
-        <w:pStyle w:val="TM1"/>
+        <w:pStyle w:val="TOC1"/>
         <w:tabs>
           <w:tab w:val="right" w:leader="dot" w:pos="9062"/>
         </w:tabs>
@@ -3660,7 +3664,7 @@
       <w:hyperlink w:anchor="_Toc203005409" w:history="1">
         <w:r>
           <w:rPr>
-            <w:rStyle w:val="Lienhypertexte"/>
+            <w:rStyle w:val="Hyperlink"/>
             <w:noProof/>
           </w:rPr>
           <w:t>SOMMAIRE</w:t>
@@ -3717,7 +3721,7 @@
     </w:p>
     <w:p>
       <w:pPr>
-        <w:pStyle w:val="TM1"/>
+        <w:pStyle w:val="TOC1"/>
         <w:tabs>
           <w:tab w:val="right" w:leader="dot" w:pos="9062"/>
         </w:tabs>
@@ -3732,7 +3736,7 @@
       <w:hyperlink w:anchor="_Toc203005410" w:history="1">
         <w:r>
           <w:rPr>
-            <w:rStyle w:val="Lienhypertexte"/>
+            <w:rStyle w:val="Hyperlink"/>
             <w:noProof/>
           </w:rPr>
           <w:t>LISTE DES FIGURE</w:t>
@@ -3789,7 +3793,7 @@
     </w:p>
     <w:p>
       <w:pPr>
-        <w:pStyle w:val="TM1"/>
+        <w:pStyle w:val="TOC1"/>
         <w:tabs>
           <w:tab w:val="right" w:leader="dot" w:pos="9062"/>
         </w:tabs>
@@ -3804,7 +3808,7 @@
       <w:hyperlink w:anchor="_Toc203005411" w:history="1">
         <w:r>
           <w:rPr>
-            <w:rStyle w:val="Lienhypertexte"/>
+            <w:rStyle w:val="Hyperlink"/>
             <w:noProof/>
           </w:rPr>
           <w:t>LISTE DES TABLEAUX</w:t>
@@ -3861,7 +3865,7 @@
     </w:p>
     <w:p>
       <w:pPr>
-        <w:pStyle w:val="TM1"/>
+        <w:pStyle w:val="TOC1"/>
         <w:tabs>
           <w:tab w:val="right" w:leader="dot" w:pos="9062"/>
         </w:tabs>
@@ -3876,7 +3880,7 @@
       <w:hyperlink w:anchor="_Toc203005412" w:history="1">
         <w:r>
           <w:rPr>
-            <w:rStyle w:val="Lienhypertexte"/>
+            <w:rStyle w:val="Hyperlink"/>
             <w:noProof/>
           </w:rPr>
           <w:t>SIGLES ET ABBREVIATIONS</w:t>
@@ -3933,7 +3937,7 @@
     </w:p>
     <w:p>
       <w:pPr>
-        <w:pStyle w:val="TM1"/>
+        <w:pStyle w:val="TOC1"/>
         <w:tabs>
           <w:tab w:val="right" w:leader="dot" w:pos="9062"/>
         </w:tabs>
@@ -3948,7 +3952,7 @@
       <w:hyperlink w:anchor="_Toc203005413" w:history="1">
         <w:r>
           <w:rPr>
-            <w:rStyle w:val="Lienhypertexte"/>
+            <w:rStyle w:val="Hyperlink"/>
             <w:noProof/>
           </w:rPr>
           <w:t>RESUME</w:t>
@@ -4005,7 +4009,7 @@
     </w:p>
     <w:p>
       <w:pPr>
-        <w:pStyle w:val="TM1"/>
+        <w:pStyle w:val="TOC1"/>
         <w:tabs>
           <w:tab w:val="right" w:leader="dot" w:pos="9062"/>
         </w:tabs>
@@ -4020,7 +4024,7 @@
       <w:hyperlink w:anchor="_Toc203005414" w:history="1">
         <w:r>
           <w:rPr>
-            <w:rStyle w:val="Lienhypertexte"/>
+            <w:rStyle w:val="Hyperlink"/>
             <w:noProof/>
           </w:rPr>
           <w:t>ABSTRACT</w:t>
@@ -4077,7 +4081,7 @@
     </w:p>
     <w:p>
       <w:pPr>
-        <w:pStyle w:val="TM1"/>
+        <w:pStyle w:val="TOC1"/>
         <w:tabs>
           <w:tab w:val="right" w:leader="dot" w:pos="9062"/>
         </w:tabs>
@@ -4092,7 +4096,7 @@
       <w:hyperlink w:anchor="_Toc203005415" w:history="1">
         <w:r>
           <w:rPr>
-            <w:rStyle w:val="Lienhypertexte"/>
+            <w:rStyle w:val="Hyperlink"/>
             <w:noProof/>
           </w:rPr>
           <w:t>INTRODUCTION GÉNÉRALE</w:t>
@@ -4149,7 +4153,7 @@
     </w:p>
     <w:p>
       <w:pPr>
-        <w:pStyle w:val="Paragraphedeliste"/>
+        <w:pStyle w:val="ListParagraph"/>
         <w:spacing w:line="360" w:lineRule="auto"/>
       </w:pPr>
       <w:r>
@@ -4172,7 +4176,7 @@
     </w:p>
     <w:p>
       <w:pPr>
-        <w:pStyle w:val="Titre1"/>
+        <w:pStyle w:val="Heading1"/>
       </w:pPr>
       <w:bookmarkStart w:id="34" w:name="_Toc166433343"/>
       <w:bookmarkStart w:id="35" w:name="_Toc171277702"/>
@@ -4218,7 +4222,7 @@
     </w:p>
     <w:p>
       <w:pPr>
-        <w:pStyle w:val="Tabledesillustrations"/>
+        <w:pStyle w:val="TableofFigures"/>
         <w:tabs>
           <w:tab w:val="right" w:leader="dot" w:pos="9062"/>
         </w:tabs>
@@ -4238,7 +4242,7 @@
       <w:hyperlink w:anchor="_Toc203005306" w:history="1">
         <w:r>
           <w:rPr>
-            <w:rStyle w:val="Lienhypertexte"/>
+            <w:rStyle w:val="Hyperlink"/>
             <w:noProof/>
           </w:rPr>
           <w:t>Figure 1 Plan de localisation (source : Edrawmax)</w:t>
@@ -4295,7 +4299,7 @@
     </w:p>
     <w:p>
       <w:pPr>
-        <w:pStyle w:val="Tabledesillustrations"/>
+        <w:pStyle w:val="TableofFigures"/>
         <w:tabs>
           <w:tab w:val="right" w:leader="dot" w:pos="9062"/>
         </w:tabs>
@@ -4306,7 +4310,7 @@
       <w:hyperlink w:anchor="_Toc203005307" w:history="1">
         <w:r>
           <w:rPr>
-            <w:rStyle w:val="Lienhypertexte"/>
+            <w:rStyle w:val="Hyperlink"/>
             <w:noProof/>
           </w:rPr>
           <w:t>Figure 2:  Organigramme SCRUM MASTER. Source : SCRUM MASTER</w:t>
@@ -4382,7 +4386,7 @@
     </w:p>
     <w:p>
       <w:pPr>
-        <w:pStyle w:val="Titre1"/>
+        <w:pStyle w:val="Heading1"/>
       </w:pPr>
       <w:bookmarkStart w:id="51" w:name="_Toc166433342"/>
       <w:bookmarkStart w:id="52" w:name="_Toc171277701"/>
@@ -4425,7 +4429,7 @@
     </w:p>
     <w:p>
       <w:pPr>
-        <w:pStyle w:val="Tabledesillustrations"/>
+        <w:pStyle w:val="TableofFigures"/>
         <w:tabs>
           <w:tab w:val="right" w:leader="dot" w:pos="9062"/>
         </w:tabs>
@@ -4449,7 +4453,7 @@
       <w:hyperlink w:anchor="_Toc203005362" w:history="1">
         <w:r>
           <w:rPr>
-            <w:rStyle w:val="Lienhypertexte"/>
+            <w:rStyle w:val="Hyperlink"/>
             <w:noProof/>
           </w:rPr>
           <w:t>Tableau 2: Ressources matérielles de SCRUM MASTER</w:t>
@@ -4506,7 +4510,7 @@
     </w:p>
     <w:p>
       <w:pPr>
-        <w:pStyle w:val="Tabledesillustrations"/>
+        <w:pStyle w:val="TableofFigures"/>
         <w:tabs>
           <w:tab w:val="right" w:leader="dot" w:pos="9062"/>
         </w:tabs>
@@ -4521,7 +4525,7 @@
       <w:hyperlink w:anchor="_Toc203005363" w:history="1">
         <w:r>
           <w:rPr>
-            <w:rStyle w:val="Lienhypertexte"/>
+            <w:rStyle w:val="Hyperlink"/>
             <w:noProof/>
           </w:rPr>
           <w:t>Tableau 3: Ressources logicielles de SCRUM MASTER</w:t>
@@ -4578,7 +4582,7 @@
     </w:p>
     <w:p>
       <w:pPr>
-        <w:pStyle w:val="Paragraphedeliste"/>
+        <w:pStyle w:val="ListParagraph"/>
         <w:spacing w:line="360" w:lineRule="auto"/>
       </w:pPr>
       <w:r>
@@ -4601,7 +4605,7 @@
     </w:p>
     <w:p>
       <w:pPr>
-        <w:pStyle w:val="Titre1"/>
+        <w:pStyle w:val="Heading1"/>
       </w:pPr>
       <w:bookmarkStart w:id="68" w:name="_Toc166433344"/>
       <w:bookmarkStart w:id="69" w:name="_Toc171277703"/>
@@ -4644,7 +4648,7 @@
     </w:p>
     <w:p>
       <w:pPr>
-        <w:pStyle w:val="Paragraphedeliste"/>
+        <w:pStyle w:val="ListParagraph"/>
         <w:spacing w:line="360" w:lineRule="auto"/>
       </w:pPr>
     </w:p>
@@ -4664,7 +4668,7 @@
     </w:p>
     <w:p>
       <w:pPr>
-        <w:pStyle w:val="Titre1"/>
+        <w:pStyle w:val="Heading1"/>
       </w:pPr>
       <w:bookmarkStart w:id="85" w:name="_Toc166433346"/>
       <w:bookmarkStart w:id="86" w:name="_Toc171277705"/>
@@ -4741,11 +4745,9 @@
       <w:r>
         <w:t xml:space="preserve">des exercices </w:t>
       </w:r>
-      <w:proofErr w:type="spellStart"/>
       <w:r>
         <w:t>cognitivo</w:t>
       </w:r>
-      <w:proofErr w:type="spellEnd"/>
       <w:r>
         <w:t xml:space="preserve">-comportementaux et des techniques de relaxation, disponibles 24h/24 et 7j/7. Il examine également les systèmes basés sur l'IA capables d'analyser les modèles de langage et le comportement vocal pour </w:t>
       </w:r>
@@ -4773,7 +4775,7 @@
     <w:p/>
     <w:p>
       <w:pPr>
-        <w:pStyle w:val="Paragraphedeliste"/>
+        <w:pStyle w:val="ListParagraph"/>
         <w:spacing w:line="360" w:lineRule="auto"/>
       </w:pPr>
     </w:p>
@@ -4793,7 +4795,10 @@
     </w:p>
     <w:p>
       <w:pPr>
-        <w:pStyle w:val="Titre1"/>
+        <w:pStyle w:val="Heading1"/>
+        <w:rPr>
+          <w:lang w:val="en-CA"/>
+        </w:rPr>
       </w:pPr>
       <w:bookmarkStart w:id="102" w:name="_Toc166433347"/>
       <w:bookmarkStart w:id="103" w:name="_Toc171277706"/>
@@ -4813,6 +4818,9 @@
       <w:bookmarkStart w:id="117" w:name="_Toc202724692"/>
       <w:bookmarkStart w:id="118" w:name="_Toc203005414"/>
       <w:r>
+        <w:rPr>
+          <w:lang w:val="en-CA"/>
+        </w:rPr>
         <w:lastRenderedPageBreak/>
         <w:t>ABSTRACT</w:t>
       </w:r>
@@ -4834,8 +4842,20 @@
       <w:bookmarkEnd w:id="117"/>
       <w:bookmarkEnd w:id="118"/>
     </w:p>
-    <w:p/>
-    <w:p/>
+    <w:p>
+      <w:pPr>
+        <w:rPr>
+          <w:lang w:val="en-CA"/>
+        </w:rPr>
+      </w:pPr>
+    </w:p>
+    <w:p>
+      <w:pPr>
+        <w:rPr>
+          <w:lang w:val="en-CA"/>
+        </w:rPr>
+      </w:pPr>
+    </w:p>
     <w:p>
       <w:pPr>
         <w:pStyle w:val="NormalWeb"/>
@@ -4887,7 +4907,7 @@
     </w:p>
     <w:p>
       <w:pPr>
-        <w:pStyle w:val="Paragraphedeliste"/>
+        <w:pStyle w:val="ListParagraph"/>
         <w:spacing w:line="360" w:lineRule="auto"/>
         <w:rPr>
           <w:lang w:val="en-US"/>
@@ -4902,8 +4922,8 @@
           <w:lang w:val="en-US"/>
         </w:rPr>
         <w:sectPr>
-          <w:headerReference w:type="default" r:id="rId10"/>
-          <w:footerReference w:type="default" r:id="rId11"/>
+          <w:headerReference w:type="default" r:id="rId12"/>
+          <w:footerReference w:type="default" r:id="rId13"/>
           <w:pgSz w:w="11906" w:h="16838"/>
           <w:pgMar w:top="1417" w:right="1417" w:bottom="1417" w:left="1417" w:header="708" w:footer="708" w:gutter="0"/>
           <w:pgBorders w:display="firstPage" w:offsetFrom="page">
@@ -4939,7 +4959,7 @@
     </w:p>
     <w:p>
       <w:pPr>
-        <w:pStyle w:val="Titre1"/>
+        <w:pStyle w:val="Heading1"/>
       </w:pPr>
       <w:bookmarkStart w:id="119" w:name="_Toc166433348"/>
       <w:bookmarkStart w:id="120" w:name="_Toc171277707"/>
@@ -5029,7 +5049,7 @@
     <w:p/>
     <w:p>
       <w:pPr>
-        <w:pStyle w:val="Paragraphedeliste"/>
+        <w:pStyle w:val="ListParagraph"/>
         <w:spacing w:line="360" w:lineRule="auto"/>
       </w:pPr>
     </w:p>
@@ -5049,7 +5069,7 @@
     </w:p>
     <w:p>
       <w:pPr>
-        <w:pStyle w:val="Paragraphedeliste"/>
+        <w:pStyle w:val="ListParagraph"/>
         <w:spacing w:line="360" w:lineRule="auto"/>
       </w:pPr>
     </w:p>
@@ -5230,7 +5250,7 @@
     </w:p>
     <w:p>
       <w:pPr>
-        <w:pStyle w:val="Paragraphedeliste"/>
+        <w:pStyle w:val="ListParagraph"/>
         <w:spacing w:line="360" w:lineRule="auto"/>
         <w:rPr>
           <w:b/>
@@ -5651,7 +5671,7 @@
                           </w:p>
                           <w:p>
                             <w:pPr>
-                              <w:pStyle w:val="Paragraphedeliste"/>
+                              <w:pStyle w:val="ListParagraph"/>
                               <w:numPr>
                                 <w:ilvl w:val="0"/>
                                 <w:numId w:val="2"/>
@@ -5678,7 +5698,7 @@
                           </w:p>
                           <w:p>
                             <w:pPr>
-                              <w:pStyle w:val="Paragraphedeliste"/>
+                              <w:pStyle w:val="ListParagraph"/>
                               <w:numPr>
                                 <w:ilvl w:val="0"/>
                                 <w:numId w:val="2"/>
@@ -6036,7 +6056,7 @@
     </w:p>
     <w:p>
       <w:pPr>
-        <w:pStyle w:val="Paragraphedeliste"/>
+        <w:pStyle w:val="ListParagraph"/>
         <w:spacing w:line="360" w:lineRule="auto"/>
       </w:pPr>
     </w:p>
@@ -6056,7 +6076,7 @@
     </w:p>
     <w:p>
       <w:pPr>
-        <w:pStyle w:val="Paragraphedeliste"/>
+        <w:pStyle w:val="ListParagraph"/>
         <w:numPr>
           <w:ilvl w:val="0"/>
           <w:numId w:val="3"/>
@@ -6080,7 +6100,7 @@
     </w:p>
     <w:p>
       <w:pPr>
-        <w:pStyle w:val="Paragraphedeliste"/>
+        <w:pStyle w:val="ListParagraph"/>
         <w:spacing w:line="360" w:lineRule="auto"/>
         <w:ind w:left="1440"/>
         <w:rPr>
@@ -6092,7 +6112,7 @@
     </w:p>
     <w:p>
       <w:pPr>
-        <w:pStyle w:val="Paragraphedeliste"/>
+        <w:pStyle w:val="ListParagraph"/>
         <w:numPr>
           <w:ilvl w:val="0"/>
           <w:numId w:val="4"/>
@@ -6118,7 +6138,7 @@
     </w:p>
     <w:p>
       <w:pPr>
-        <w:pStyle w:val="Paragraphedeliste"/>
+        <w:pStyle w:val="ListParagraph"/>
         <w:tabs>
           <w:tab w:val="left" w:pos="7200"/>
         </w:tabs>
@@ -6234,7 +6254,7 @@
     </w:p>
     <w:p>
       <w:pPr>
-        <w:pStyle w:val="Paragraphedeliste"/>
+        <w:pStyle w:val="ListParagraph"/>
         <w:numPr>
           <w:ilvl w:val="0"/>
           <w:numId w:val="4"/>
@@ -6258,7 +6278,7 @@
     </w:p>
     <w:p>
       <w:pPr>
-        <w:pStyle w:val="Paragraphedeliste"/>
+        <w:pStyle w:val="ListParagraph"/>
         <w:spacing w:after="192" w:line="360" w:lineRule="auto"/>
         <w:ind w:right="40"/>
         <w:rPr>
@@ -6270,7 +6290,7 @@
     </w:p>
     <w:p>
       <w:pPr>
-        <w:pStyle w:val="Paragraphedeliste"/>
+        <w:pStyle w:val="ListParagraph"/>
         <w:spacing w:after="338" w:line="360" w:lineRule="auto"/>
         <w:ind w:right="40"/>
       </w:pPr>
@@ -6280,7 +6300,7 @@
     </w:p>
     <w:p>
       <w:pPr>
-        <w:pStyle w:val="Paragraphedeliste"/>
+        <w:pStyle w:val="ListParagraph"/>
         <w:tabs>
           <w:tab w:val="left" w:pos="7200"/>
         </w:tabs>
@@ -6293,7 +6313,7 @@
     </w:p>
     <w:p>
       <w:pPr>
-        <w:pStyle w:val="Paragraphedeliste"/>
+        <w:pStyle w:val="ListParagraph"/>
         <w:tabs>
           <w:tab w:val="left" w:pos="7200"/>
         </w:tabs>
@@ -6306,7 +6326,7 @@
     </w:p>
     <w:p>
       <w:pPr>
-        <w:pStyle w:val="Paragraphedeliste"/>
+        <w:pStyle w:val="ListParagraph"/>
         <w:numPr>
           <w:ilvl w:val="0"/>
           <w:numId w:val="3"/>
@@ -6332,7 +6352,7 @@
     </w:p>
     <w:p>
       <w:pPr>
-        <w:pStyle w:val="Paragraphedeliste"/>
+        <w:pStyle w:val="ListParagraph"/>
         <w:tabs>
           <w:tab w:val="left" w:pos="7200"/>
         </w:tabs>
@@ -6347,7 +6367,7 @@
     </w:p>
     <w:p>
       <w:pPr>
-        <w:pStyle w:val="Paragraphedeliste"/>
+        <w:pStyle w:val="ListParagraph"/>
         <w:numPr>
           <w:ilvl w:val="0"/>
           <w:numId w:val="5"/>
@@ -6398,7 +6418,7 @@
     </w:p>
     <w:p>
       <w:pPr>
-        <w:pStyle w:val="Paragraphedeliste"/>
+        <w:pStyle w:val="ListParagraph"/>
         <w:numPr>
           <w:ilvl w:val="0"/>
           <w:numId w:val="5"/>
@@ -6469,7 +6489,7 @@
                     <pic:cNvPicPr/>
                   </pic:nvPicPr>
                   <pic:blipFill>
-                    <a:blip r:embed="rId12">
+                    <a:blip r:embed="rId14">
                       <a:extLst>
                         <a:ext uri="{28A0092B-C50C-407E-A947-70E740481C1C}">
                           <a14:useLocalDpi xmlns:a14="http://schemas.microsoft.com/office/drawing/2010/main" val="0"/>
@@ -6549,7 +6569,7 @@
                         <w:txbxContent>
                           <w:p>
                             <w:pPr>
-                              <w:pStyle w:val="Lgende"/>
+                              <w:pStyle w:val="Caption"/>
                               <w:rPr>
                                 <w:noProof/>
                                 <w:sz w:val="24"/>
@@ -6591,15 +6611,7 @@
                               <w:fldChar w:fldCharType="end"/>
                             </w:r>
                             <w:r>
-                              <w:t xml:space="preserve"> Plan de localisation (source : </w:t>
-                            </w:r>
-                            <w:proofErr w:type="spellStart"/>
-                            <w:r>
-                              <w:t>Edrawmax</w:t>
-                            </w:r>
-                            <w:proofErr w:type="spellEnd"/>
-                            <w:r>
-                              <w:t>)</w:t>
+                              <w:t xml:space="preserve"> Plan de localisation (source : Edrawmax)</w:t>
                             </w:r>
                             <w:bookmarkEnd w:id="136"/>
                           </w:p>
@@ -6696,7 +6708,7 @@
     </w:p>
     <w:p>
       <w:pPr>
-        <w:pStyle w:val="Titre2"/>
+        <w:pStyle w:val="Heading2"/>
         <w:numPr>
           <w:ilvl w:val="0"/>
           <w:numId w:val="5"/>
@@ -6753,7 +6765,7 @@
     </w:p>
     <w:p>
       <w:pPr>
-        <w:pStyle w:val="Titre2"/>
+        <w:pStyle w:val="Heading2"/>
         <w:numPr>
           <w:ilvl w:val="0"/>
           <w:numId w:val="5"/>
@@ -6928,7 +6940,7 @@
     </w:p>
     <w:p>
       <w:pPr>
-        <w:pStyle w:val="Titre2"/>
+        <w:pStyle w:val="Heading2"/>
         <w:numPr>
           <w:ilvl w:val="0"/>
           <w:numId w:val="5"/>
@@ -7022,7 +7034,7 @@
                     <pic:cNvPicPr/>
                   </pic:nvPicPr>
                   <pic:blipFill>
-                    <a:blip r:embed="rId13"/>
+                    <a:blip r:embed="rId15"/>
                     <a:stretch>
                       <a:fillRect/>
                     </a:stretch>
@@ -7045,11 +7057,11 @@
     </w:p>
     <w:p>
       <w:pPr>
-        <w:pStyle w:val="Lgende"/>
+        <w:pStyle w:val="Caption"/>
         <w:spacing w:line="360" w:lineRule="auto"/>
         <w:jc w:val="both"/>
       </w:pPr>
-      <w:bookmarkStart w:id="138" w:name="_Toc203005307"/>
+      <w:bookmarkStart w:id="137" w:name="_Toc203005307"/>
       <w:r>
         <w:t xml:space="preserve">Figure </w:t>
       </w:r>
@@ -7089,7 +7101,7 @@
       <w:r>
         <w:t xml:space="preserve"> Organigramme SCRUM MASTER. Source : SCRUM MASTER</w:t>
       </w:r>
-      <w:bookmarkEnd w:id="138"/>
+      <w:bookmarkEnd w:id="137"/>
     </w:p>
     <w:p>
       <w:pPr>
@@ -7103,7 +7115,7 @@
     </w:p>
     <w:p>
       <w:pPr>
-        <w:pStyle w:val="Titre2"/>
+        <w:pStyle w:val="Heading2"/>
         <w:numPr>
           <w:ilvl w:val="0"/>
           <w:numId w:val="5"/>
@@ -7152,7 +7164,7 @@
     </w:p>
     <w:p>
       <w:pPr>
-        <w:pStyle w:val="Titre3"/>
+        <w:pStyle w:val="Heading3"/>
         <w:numPr>
           <w:ilvl w:val="0"/>
           <w:numId w:val="7"/>
@@ -7215,7 +7227,7 @@
           <w:szCs w:val="32"/>
         </w:rPr>
       </w:pPr>
-      <w:bookmarkStart w:id="139" w:name="_Toc203005362"/>
+      <w:bookmarkStart w:id="138" w:name="_Toc203005362"/>
       <w:r>
         <w:lastRenderedPageBreak/>
         <w:t xml:space="preserve">Tableau </w:t>
@@ -7259,7 +7271,7 @@
       <w:r>
         <w:t>ces matérielles de SCRUM MASTER</w:t>
       </w:r>
-      <w:bookmarkEnd w:id="139"/>
+      <w:bookmarkEnd w:id="138"/>
     </w:p>
     <w:tbl>
       <w:tblPr>
@@ -7820,23 +7832,13 @@
                 <w:szCs w:val="24"/>
               </w:rPr>
             </w:pPr>
-            <w:proofErr w:type="spellStart"/>
             <w:r>
               <w:rPr>
                 <w:rFonts w:ascii="New time roman" w:hAnsi="New time roman"/>
                 <w:sz w:val="24"/>
                 <w:szCs w:val="24"/>
               </w:rPr>
-              <w:t>Gameur</w:t>
-            </w:r>
-            <w:proofErr w:type="spellEnd"/>
-            <w:r>
-              <w:rPr>
-                <w:rFonts w:ascii="New time roman" w:hAnsi="New time roman"/>
-                <w:sz w:val="24"/>
-                <w:szCs w:val="24"/>
-              </w:rPr>
-              <w:t xml:space="preserve"> MSI</w:t>
+              <w:t>Gameur MSI</w:t>
             </w:r>
           </w:p>
         </w:tc>
@@ -8035,25 +8037,7 @@
                 <w:sz w:val="24"/>
                 <w:szCs w:val="24"/>
               </w:rPr>
-              <w:t xml:space="preserve">Modem (2 </w:t>
-            </w:r>
-            <w:proofErr w:type="spellStart"/>
-            <w:r>
-              <w:rPr>
-                <w:rFonts w:ascii="New time roman" w:hAnsi="New time roman"/>
-                <w:sz w:val="24"/>
-                <w:szCs w:val="24"/>
-              </w:rPr>
-              <w:t>fybox</w:t>
-            </w:r>
-            <w:proofErr w:type="spellEnd"/>
-            <w:r>
-              <w:rPr>
-                <w:rFonts w:ascii="New time roman" w:hAnsi="New time roman"/>
-                <w:sz w:val="24"/>
-                <w:szCs w:val="24"/>
-              </w:rPr>
-              <w:t>, 1 fibre optique</w:t>
+              <w:t>Modem (2 fybox, 1 fibre optique</w:t>
             </w:r>
           </w:p>
           <w:p>
@@ -8067,23 +8051,13 @@
                 <w:szCs w:val="24"/>
               </w:rPr>
             </w:pPr>
-            <w:proofErr w:type="spellStart"/>
             <w:r>
               <w:rPr>
                 <w:rFonts w:ascii="New time roman" w:hAnsi="New time roman"/>
                 <w:sz w:val="24"/>
                 <w:szCs w:val="24"/>
               </w:rPr>
-              <w:t>Camtel</w:t>
-            </w:r>
-            <w:proofErr w:type="spellEnd"/>
-            <w:r>
-              <w:rPr>
-                <w:rFonts w:ascii="New time roman" w:hAnsi="New time roman"/>
-                <w:sz w:val="24"/>
-                <w:szCs w:val="24"/>
-              </w:rPr>
-              <w:t>)</w:t>
+              <w:t>Camtel)</w:t>
             </w:r>
           </w:p>
         </w:tc>
@@ -9023,7 +8997,7 @@
     </w:p>
     <w:p>
       <w:pPr>
-        <w:pStyle w:val="Titre3"/>
+        <w:pStyle w:val="Heading3"/>
         <w:numPr>
           <w:ilvl w:val="0"/>
           <w:numId w:val="7"/>
@@ -9075,12 +9049,12 @@
     </w:p>
     <w:p>
       <w:pPr>
-        <w:pStyle w:val="Lgende"/>
+        <w:pStyle w:val="Caption"/>
         <w:keepNext/>
         <w:spacing w:line="360" w:lineRule="auto"/>
         <w:jc w:val="both"/>
       </w:pPr>
-      <w:bookmarkStart w:id="140" w:name="_Toc203005363"/>
+      <w:bookmarkStart w:id="139" w:name="_Toc203005363"/>
       <w:r>
         <w:t xml:space="preserve">Tableau </w:t>
       </w:r>
@@ -9117,7 +9091,7 @@
       <w:r>
         <w:t>: Ressources logicielles de SCRUM MASTER</w:t>
       </w:r>
-      <w:bookmarkEnd w:id="140"/>
+      <w:bookmarkEnd w:id="139"/>
     </w:p>
     <w:tbl>
       <w:tblPr>
@@ -10211,7 +10185,7 @@
     </w:p>
     <w:p>
       <w:pPr>
-        <w:pStyle w:val="Paragraphedeliste"/>
+        <w:pStyle w:val="ListParagraph"/>
         <w:numPr>
           <w:ilvl w:val="0"/>
           <w:numId w:val="3"/>
@@ -11378,7 +11352,7 @@
                           </w:p>
                           <w:p>
                             <w:pPr>
-                              <w:pStyle w:val="Paragraphedeliste"/>
+                              <w:pStyle w:val="ListParagraph"/>
                               <w:numPr>
                                 <w:ilvl w:val="0"/>
                                 <w:numId w:val="9"/>
@@ -11402,7 +11376,7 @@
                           </w:p>
                           <w:p>
                             <w:pPr>
-                              <w:pStyle w:val="Paragraphedeliste"/>
+                              <w:pStyle w:val="ListParagraph"/>
                               <w:numPr>
                                 <w:ilvl w:val="0"/>
                                 <w:numId w:val="9"/>
@@ -11426,7 +11400,7 @@
                           </w:p>
                           <w:p>
                             <w:pPr>
-                              <w:pStyle w:val="Paragraphedeliste"/>
+                              <w:pStyle w:val="ListParagraph"/>
                               <w:numPr>
                                 <w:ilvl w:val="0"/>
                                 <w:numId w:val="9"/>
@@ -11450,7 +11424,7 @@
                           </w:p>
                           <w:p>
                             <w:pPr>
-                              <w:pStyle w:val="Paragraphedeliste"/>
+                              <w:pStyle w:val="ListParagraph"/>
                               <w:numPr>
                                 <w:ilvl w:val="0"/>
                                 <w:numId w:val="9"/>
@@ -11474,7 +11448,7 @@
                           </w:p>
                           <w:p>
                             <w:pPr>
-                              <w:pStyle w:val="Paragraphedeliste"/>
+                              <w:pStyle w:val="ListParagraph"/>
                               <w:numPr>
                                 <w:ilvl w:val="0"/>
                                 <w:numId w:val="9"/>
@@ -11498,7 +11472,7 @@
                           </w:p>
                           <w:p>
                             <w:pPr>
-                              <w:pStyle w:val="Paragraphedeliste"/>
+                              <w:pStyle w:val="ListParagraph"/>
                               <w:numPr>
                                 <w:ilvl w:val="0"/>
                                 <w:numId w:val="9"/>
@@ -11522,7 +11496,7 @@
                           </w:p>
                           <w:p>
                             <w:pPr>
-                              <w:pStyle w:val="Paragraphedeliste"/>
+                              <w:pStyle w:val="ListParagraph"/>
                               <w:numPr>
                                 <w:ilvl w:val="0"/>
                                 <w:numId w:val="9"/>
@@ -12008,8 +11982,6 @@
           <w:szCs w:val="32"/>
         </w:rPr>
       </w:pPr>
-      <w:bookmarkStart w:id="141" w:name="_GoBack"/>
-      <w:bookmarkEnd w:id="141"/>
     </w:p>
     <w:p>
       <w:pPr>
@@ -12047,7 +12019,7 @@
 </file>
 
 <file path=word/endnotes.xml><?xml version="1.0" encoding="utf-8"?>
-<w:endnotes xmlns:wpc="http://schemas.microsoft.com/office/word/2010/wordprocessingCanvas" xmlns:cx="http://schemas.microsoft.com/office/drawing/2014/chartex" xmlns:cx1="http://schemas.microsoft.com/office/drawing/2015/9/8/chartex" xmlns:mc="http://schemas.openxmlformats.org/markup-compatibility/2006" xmlns:o="urn:schemas-microsoft-com:office:office" xmlns:r="http://schemas.openxmlformats.org/officeDocument/2006/relationships" xmlns:m="http://schemas.openxmlformats.org/officeDocument/2006/math" xmlns:v="urn:schemas-microsoft-com:vml" xmlns:wp14="http://schemas.microsoft.com/office/word/2010/wordprocessingDrawing" xmlns:wp="http://schemas.openxmlformats.org/drawingml/2006/wordprocessingDrawing" xmlns:w10="urn:schemas-microsoft-com:office:word" xmlns:w="http://schemas.openxmlformats.org/wordprocessingml/2006/main" xmlns:w14="http://schemas.microsoft.com/office/word/2010/wordml" xmlns:w15="http://schemas.microsoft.com/office/word/2012/wordml" xmlns:w16se="http://schemas.microsoft.com/office/word/2015/wordml/symex" xmlns:wpg="http://schemas.microsoft.com/office/word/2010/wordprocessingGroup" xmlns:wpi="http://schemas.microsoft.com/office/word/2010/wordprocessingInk" xmlns:wne="http://schemas.microsoft.com/office/word/2006/wordml" xmlns:wps="http://schemas.microsoft.com/office/word/2010/wordprocessingShape" mc:Ignorable="w14 w15 w16se wp14">
+<w:endnotes xmlns:wpc="http://schemas.microsoft.com/office/word/2010/wordprocessingCanvas" xmlns:cx="http://schemas.microsoft.com/office/drawing/2014/chartex" xmlns:cx1="http://schemas.microsoft.com/office/drawing/2015/9/8/chartex" xmlns:cx2="http://schemas.microsoft.com/office/drawing/2015/10/21/chartex" xmlns:cx3="http://schemas.microsoft.com/office/drawing/2016/5/9/chartex" xmlns:cx4="http://schemas.microsoft.com/office/drawing/2016/5/10/chartex" xmlns:cx5="http://schemas.microsoft.com/office/drawing/2016/5/11/chartex" xmlns:cx6="http://schemas.microsoft.com/office/drawing/2016/5/12/chartex" xmlns:cx7="http://schemas.microsoft.com/office/drawing/2016/5/13/chartex" xmlns:cx8="http://schemas.microsoft.com/office/drawing/2016/5/14/chartex" xmlns:mc="http://schemas.openxmlformats.org/markup-compatibility/2006" xmlns:aink="http://schemas.microsoft.com/office/drawing/2016/ink" xmlns:am3d="http://schemas.microsoft.com/office/drawing/2017/model3d" xmlns:o="urn:schemas-microsoft-com:office:office" xmlns:oel="http://schemas.microsoft.com/office/2019/extlst" xmlns:r="http://schemas.openxmlformats.org/officeDocument/2006/relationships" xmlns:m="http://schemas.openxmlformats.org/officeDocument/2006/math" xmlns:v="urn:schemas-microsoft-com:vml" xmlns:wp14="http://schemas.microsoft.com/office/word/2010/wordprocessingDrawing" xmlns:wp="http://schemas.openxmlformats.org/drawingml/2006/wordprocessingDrawing" xmlns:w10="urn:schemas-microsoft-com:office:word" xmlns:w="http://schemas.openxmlformats.org/wordprocessingml/2006/main" xmlns:w14="http://schemas.microsoft.com/office/word/2010/wordml" xmlns:w15="http://schemas.microsoft.com/office/word/2012/wordml" xmlns:w16cex="http://schemas.microsoft.com/office/word/2018/wordml/cex" xmlns:w16cid="http://schemas.microsoft.com/office/word/2016/wordml/cid" xmlns:w16="http://schemas.microsoft.com/office/word/2018/wordml" xmlns:w16du="http://schemas.microsoft.com/office/word/2023/wordml/word16du" xmlns:w16sdtdh="http://schemas.microsoft.com/office/word/2020/wordml/sdtdatahash" xmlns:w16sdtfl="http://schemas.microsoft.com/office/word/2024/wordml/sdtformatlock" xmlns:w16se="http://schemas.microsoft.com/office/word/2015/wordml/symex" xmlns:wpg="http://schemas.microsoft.com/office/word/2010/wordprocessingGroup" xmlns:wpi="http://schemas.microsoft.com/office/word/2010/wordprocessingInk" xmlns:wne="http://schemas.microsoft.com/office/word/2006/wordml" xmlns:wps="http://schemas.microsoft.com/office/word/2010/wordprocessingShape" mc:Ignorable="w14 w15 w16se w16cid w16 w16cex w16sdtdh w16sdtfl w16du wp14">
   <w:endnote w:type="separator" w:id="-1">
     <w:p>
       <w:pPr>
@@ -12072,10 +12044,10 @@
 </file>
 
 <file path=word/footer1.xml><?xml version="1.0" encoding="utf-8"?>
-<w:ftr xmlns:wpc="http://schemas.microsoft.com/office/word/2010/wordprocessingCanvas" xmlns:cx="http://schemas.microsoft.com/office/drawing/2014/chartex" xmlns:cx1="http://schemas.microsoft.com/office/drawing/2015/9/8/chartex" xmlns:mc="http://schemas.openxmlformats.org/markup-compatibility/2006" xmlns:o="urn:schemas-microsoft-com:office:office" xmlns:r="http://schemas.openxmlformats.org/officeDocument/2006/relationships" xmlns:m="http://schemas.openxmlformats.org/officeDocument/2006/math" xmlns:v="urn:schemas-microsoft-com:vml" xmlns:wp14="http://schemas.microsoft.com/office/word/2010/wordprocessingDrawing" xmlns:wp="http://schemas.openxmlformats.org/drawingml/2006/wordprocessingDrawing" xmlns:w10="urn:schemas-microsoft-com:office:word" xmlns:w="http://schemas.openxmlformats.org/wordprocessingml/2006/main" xmlns:w14="http://schemas.microsoft.com/office/word/2010/wordml" xmlns:w15="http://schemas.microsoft.com/office/word/2012/wordml" xmlns:w16se="http://schemas.microsoft.com/office/word/2015/wordml/symex" xmlns:wpg="http://schemas.microsoft.com/office/word/2010/wordprocessingGroup" xmlns:wpi="http://schemas.microsoft.com/office/word/2010/wordprocessingInk" xmlns:wne="http://schemas.microsoft.com/office/word/2006/wordml" xmlns:wps="http://schemas.microsoft.com/office/word/2010/wordprocessingShape" mc:Ignorable="w14 w15 w16se wp14">
+<w:ftr xmlns:wpc="http://schemas.microsoft.com/office/word/2010/wordprocessingCanvas" xmlns:cx="http://schemas.microsoft.com/office/drawing/2014/chartex" xmlns:cx1="http://schemas.microsoft.com/office/drawing/2015/9/8/chartex" xmlns:cx2="http://schemas.microsoft.com/office/drawing/2015/10/21/chartex" xmlns:cx3="http://schemas.microsoft.com/office/drawing/2016/5/9/chartex" xmlns:cx4="http://schemas.microsoft.com/office/drawing/2016/5/10/chartex" xmlns:cx5="http://schemas.microsoft.com/office/drawing/2016/5/11/chartex" xmlns:cx6="http://schemas.microsoft.com/office/drawing/2016/5/12/chartex" xmlns:cx7="http://schemas.microsoft.com/office/drawing/2016/5/13/chartex" xmlns:cx8="http://schemas.microsoft.com/office/drawing/2016/5/14/chartex" xmlns:mc="http://schemas.openxmlformats.org/markup-compatibility/2006" xmlns:aink="http://schemas.microsoft.com/office/drawing/2016/ink" xmlns:am3d="http://schemas.microsoft.com/office/drawing/2017/model3d" xmlns:o="urn:schemas-microsoft-com:office:office" xmlns:oel="http://schemas.microsoft.com/office/2019/extlst" xmlns:r="http://schemas.openxmlformats.org/officeDocument/2006/relationships" xmlns:m="http://schemas.openxmlformats.org/officeDocument/2006/math" xmlns:v="urn:schemas-microsoft-com:vml" xmlns:wp14="http://schemas.microsoft.com/office/word/2010/wordprocessingDrawing" xmlns:wp="http://schemas.openxmlformats.org/drawingml/2006/wordprocessingDrawing" xmlns:w10="urn:schemas-microsoft-com:office:word" xmlns:w="http://schemas.openxmlformats.org/wordprocessingml/2006/main" xmlns:w14="http://schemas.microsoft.com/office/word/2010/wordml" xmlns:w15="http://schemas.microsoft.com/office/word/2012/wordml" xmlns:w16cex="http://schemas.microsoft.com/office/word/2018/wordml/cex" xmlns:w16cid="http://schemas.microsoft.com/office/word/2016/wordml/cid" xmlns:w16="http://schemas.microsoft.com/office/word/2018/wordml" xmlns:w16du="http://schemas.microsoft.com/office/word/2023/wordml/word16du" xmlns:w16sdtdh="http://schemas.microsoft.com/office/word/2020/wordml/sdtdatahash" xmlns:w16sdtfl="http://schemas.microsoft.com/office/word/2024/wordml/sdtformatlock" xmlns:w16se="http://schemas.microsoft.com/office/word/2015/wordml/symex" xmlns:wpg="http://schemas.microsoft.com/office/word/2010/wordprocessingGroup" xmlns:wpi="http://schemas.microsoft.com/office/word/2010/wordprocessingInk" xmlns:wne="http://schemas.microsoft.com/office/word/2006/wordml" xmlns:wps="http://schemas.microsoft.com/office/word/2010/wordprocessingShape" mc:Ignorable="w14 w15 w16se w16cid w16 w16cex w16sdtdh w16sdtfl w16du wp14">
   <w:p>
     <w:pPr>
-      <w:pStyle w:val="Pieddepage"/>
+      <w:pStyle w:val="Footer"/>
       <w:jc w:val="center"/>
       <w:rPr>
         <w:sz w:val="26"/>
@@ -12104,7 +12076,7 @@
 </file>
 
 <file path=word/footnotes.xml><?xml version="1.0" encoding="utf-8"?>
-<w:footnotes xmlns:wpc="http://schemas.microsoft.com/office/word/2010/wordprocessingCanvas" xmlns:cx="http://schemas.microsoft.com/office/drawing/2014/chartex" xmlns:cx1="http://schemas.microsoft.com/office/drawing/2015/9/8/chartex" xmlns:mc="http://schemas.openxmlformats.org/markup-compatibility/2006" xmlns:o="urn:schemas-microsoft-com:office:office" xmlns:r="http://schemas.openxmlformats.org/officeDocument/2006/relationships" xmlns:m="http://schemas.openxmlformats.org/officeDocument/2006/math" xmlns:v="urn:schemas-microsoft-com:vml" xmlns:wp14="http://schemas.microsoft.com/office/word/2010/wordprocessingDrawing" xmlns:wp="http://schemas.openxmlformats.org/drawingml/2006/wordprocessingDrawing" xmlns:w10="urn:schemas-microsoft-com:office:word" xmlns:w="http://schemas.openxmlformats.org/wordprocessingml/2006/main" xmlns:w14="http://schemas.microsoft.com/office/word/2010/wordml" xmlns:w15="http://schemas.microsoft.com/office/word/2012/wordml" xmlns:w16se="http://schemas.microsoft.com/office/word/2015/wordml/symex" xmlns:wpg="http://schemas.microsoft.com/office/word/2010/wordprocessingGroup" xmlns:wpi="http://schemas.microsoft.com/office/word/2010/wordprocessingInk" xmlns:wne="http://schemas.microsoft.com/office/word/2006/wordml" xmlns:wps="http://schemas.microsoft.com/office/word/2010/wordprocessingShape" mc:Ignorable="w14 w15 w16se wp14">
+<w:footnotes xmlns:wpc="http://schemas.microsoft.com/office/word/2010/wordprocessingCanvas" xmlns:cx="http://schemas.microsoft.com/office/drawing/2014/chartex" xmlns:cx1="http://schemas.microsoft.com/office/drawing/2015/9/8/chartex" xmlns:cx2="http://schemas.microsoft.com/office/drawing/2015/10/21/chartex" xmlns:cx3="http://schemas.microsoft.com/office/drawing/2016/5/9/chartex" xmlns:cx4="http://schemas.microsoft.com/office/drawing/2016/5/10/chartex" xmlns:cx5="http://schemas.microsoft.com/office/drawing/2016/5/11/chartex" xmlns:cx6="http://schemas.microsoft.com/office/drawing/2016/5/12/chartex" xmlns:cx7="http://schemas.microsoft.com/office/drawing/2016/5/13/chartex" xmlns:cx8="http://schemas.microsoft.com/office/drawing/2016/5/14/chartex" xmlns:mc="http://schemas.openxmlformats.org/markup-compatibility/2006" xmlns:aink="http://schemas.microsoft.com/office/drawing/2016/ink" xmlns:am3d="http://schemas.microsoft.com/office/drawing/2017/model3d" xmlns:o="urn:schemas-microsoft-com:office:office" xmlns:oel="http://schemas.microsoft.com/office/2019/extlst" xmlns:r="http://schemas.openxmlformats.org/officeDocument/2006/relationships" xmlns:m="http://schemas.openxmlformats.org/officeDocument/2006/math" xmlns:v="urn:schemas-microsoft-com:vml" xmlns:wp14="http://schemas.microsoft.com/office/word/2010/wordprocessingDrawing" xmlns:wp="http://schemas.openxmlformats.org/drawingml/2006/wordprocessingDrawing" xmlns:w10="urn:schemas-microsoft-com:office:word" xmlns:w="http://schemas.openxmlformats.org/wordprocessingml/2006/main" xmlns:w14="http://schemas.microsoft.com/office/word/2010/wordml" xmlns:w15="http://schemas.microsoft.com/office/word/2012/wordml" xmlns:w16cex="http://schemas.microsoft.com/office/word/2018/wordml/cex" xmlns:w16cid="http://schemas.microsoft.com/office/word/2016/wordml/cid" xmlns:w16="http://schemas.microsoft.com/office/word/2018/wordml" xmlns:w16du="http://schemas.microsoft.com/office/word/2023/wordml/word16du" xmlns:w16sdtdh="http://schemas.microsoft.com/office/word/2020/wordml/sdtdatahash" xmlns:w16sdtfl="http://schemas.microsoft.com/office/word/2024/wordml/sdtformatlock" xmlns:w16se="http://schemas.microsoft.com/office/word/2015/wordml/symex" xmlns:wpg="http://schemas.microsoft.com/office/word/2010/wordprocessingGroup" xmlns:wpi="http://schemas.microsoft.com/office/word/2010/wordprocessingInk" xmlns:wne="http://schemas.microsoft.com/office/word/2006/wordml" xmlns:wps="http://schemas.microsoft.com/office/word/2010/wordprocessingShape" mc:Ignorable="w14 w15 w16se w16cid w16 w16cex w16sdtdh w16sdtfl w16du wp14">
   <w:footnote w:type="separator" w:id="-1">
     <w:p>
       <w:pPr>
@@ -12129,10 +12101,10 @@
 </file>
 
 <file path=word/header1.xml><?xml version="1.0" encoding="utf-8"?>
-<w:hdr xmlns:wpc="http://schemas.microsoft.com/office/word/2010/wordprocessingCanvas" xmlns:cx="http://schemas.microsoft.com/office/drawing/2014/chartex" xmlns:cx1="http://schemas.microsoft.com/office/drawing/2015/9/8/chartex" xmlns:mc="http://schemas.openxmlformats.org/markup-compatibility/2006" xmlns:o="urn:schemas-microsoft-com:office:office" xmlns:r="http://schemas.openxmlformats.org/officeDocument/2006/relationships" xmlns:m="http://schemas.openxmlformats.org/officeDocument/2006/math" xmlns:v="urn:schemas-microsoft-com:vml" xmlns:wp14="http://schemas.microsoft.com/office/word/2010/wordprocessingDrawing" xmlns:wp="http://schemas.openxmlformats.org/drawingml/2006/wordprocessingDrawing" xmlns:w10="urn:schemas-microsoft-com:office:word" xmlns:w="http://schemas.openxmlformats.org/wordprocessingml/2006/main" xmlns:w14="http://schemas.microsoft.com/office/word/2010/wordml" xmlns:w15="http://schemas.microsoft.com/office/word/2012/wordml" xmlns:w16se="http://schemas.microsoft.com/office/word/2015/wordml/symex" xmlns:wpg="http://schemas.microsoft.com/office/word/2010/wordprocessingGroup" xmlns:wpi="http://schemas.microsoft.com/office/word/2010/wordprocessingInk" xmlns:wne="http://schemas.microsoft.com/office/word/2006/wordml" xmlns:wps="http://schemas.microsoft.com/office/word/2010/wordprocessingShape" mc:Ignorable="w14 w15 w16se wp14">
+<w:hdr xmlns:wpc="http://schemas.microsoft.com/office/word/2010/wordprocessingCanvas" xmlns:cx="http://schemas.microsoft.com/office/drawing/2014/chartex" xmlns:cx1="http://schemas.microsoft.com/office/drawing/2015/9/8/chartex" xmlns:cx2="http://schemas.microsoft.com/office/drawing/2015/10/21/chartex" xmlns:cx3="http://schemas.microsoft.com/office/drawing/2016/5/9/chartex" xmlns:cx4="http://schemas.microsoft.com/office/drawing/2016/5/10/chartex" xmlns:cx5="http://schemas.microsoft.com/office/drawing/2016/5/11/chartex" xmlns:cx6="http://schemas.microsoft.com/office/drawing/2016/5/12/chartex" xmlns:cx7="http://schemas.microsoft.com/office/drawing/2016/5/13/chartex" xmlns:cx8="http://schemas.microsoft.com/office/drawing/2016/5/14/chartex" xmlns:mc="http://schemas.openxmlformats.org/markup-compatibility/2006" xmlns:aink="http://schemas.microsoft.com/office/drawing/2016/ink" xmlns:am3d="http://schemas.microsoft.com/office/drawing/2017/model3d" xmlns:o="urn:schemas-microsoft-com:office:office" xmlns:oel="http://schemas.microsoft.com/office/2019/extlst" xmlns:r="http://schemas.openxmlformats.org/officeDocument/2006/relationships" xmlns:m="http://schemas.openxmlformats.org/officeDocument/2006/math" xmlns:v="urn:schemas-microsoft-com:vml" xmlns:wp14="http://schemas.microsoft.com/office/word/2010/wordprocessingDrawing" xmlns:wp="http://schemas.openxmlformats.org/drawingml/2006/wordprocessingDrawing" xmlns:w10="urn:schemas-microsoft-com:office:word" xmlns:w="http://schemas.openxmlformats.org/wordprocessingml/2006/main" xmlns:w14="http://schemas.microsoft.com/office/word/2010/wordml" xmlns:w15="http://schemas.microsoft.com/office/word/2012/wordml" xmlns:w16cex="http://schemas.microsoft.com/office/word/2018/wordml/cex" xmlns:w16cid="http://schemas.microsoft.com/office/word/2016/wordml/cid" xmlns:w16="http://schemas.microsoft.com/office/word/2018/wordml" xmlns:w16du="http://schemas.microsoft.com/office/word/2023/wordml/word16du" xmlns:w16sdtdh="http://schemas.microsoft.com/office/word/2020/wordml/sdtdatahash" xmlns:w16sdtfl="http://schemas.microsoft.com/office/word/2024/wordml/sdtformatlock" xmlns:w16se="http://schemas.microsoft.com/office/word/2015/wordml/symex" xmlns:wpg="http://schemas.microsoft.com/office/word/2010/wordprocessingGroup" xmlns:wpi="http://schemas.microsoft.com/office/word/2010/wordprocessingInk" xmlns:wne="http://schemas.microsoft.com/office/word/2006/wordml" xmlns:wps="http://schemas.microsoft.com/office/word/2010/wordprocessingShape" mc:Ignorable="w14 w15 w16se w16cid w16 w16cex w16sdtdh w16sdtfl w16du wp14">
   <w:p>
     <w:pPr>
-      <w:pStyle w:val="En-tte"/>
+      <w:pStyle w:val="Header"/>
       <w:jc w:val="center"/>
       <w:rPr>
         <w:b/>
@@ -12192,7 +12164,7 @@
                       <w:txbxContent>
                         <w:p>
                           <w:pPr>
-                            <w:pStyle w:val="En-tte"/>
+                            <w:pStyle w:val="Header"/>
                             <w:jc w:val="center"/>
                             <w:rPr>
                               <w:b/>
@@ -12430,7 +12402,7 @@
 </file>
 
 <file path=word/numbering.xml><?xml version="1.0" encoding="utf-8"?>
-<w:numbering xmlns:wpc="http://schemas.microsoft.com/office/word/2010/wordprocessingCanvas" xmlns:cx="http://schemas.microsoft.com/office/drawing/2014/chartex" xmlns:cx1="http://schemas.microsoft.com/office/drawing/2015/9/8/chartex" xmlns:mc="http://schemas.openxmlformats.org/markup-compatibility/2006" xmlns:o="urn:schemas-microsoft-com:office:office" xmlns:r="http://schemas.openxmlformats.org/officeDocument/2006/relationships" xmlns:m="http://schemas.openxmlformats.org/officeDocument/2006/math" xmlns:v="urn:schemas-microsoft-com:vml" xmlns:wp14="http://schemas.microsoft.com/office/word/2010/wordprocessingDrawing" xmlns:wp="http://schemas.openxmlformats.org/drawingml/2006/wordprocessingDrawing" xmlns:w10="urn:schemas-microsoft-com:office:word" xmlns:w="http://schemas.openxmlformats.org/wordprocessingml/2006/main" xmlns:w14="http://schemas.microsoft.com/office/word/2010/wordml" xmlns:w15="http://schemas.microsoft.com/office/word/2012/wordml" xmlns:w16se="http://schemas.microsoft.com/office/word/2015/wordml/symex" xmlns:wpg="http://schemas.microsoft.com/office/word/2010/wordprocessingGroup" xmlns:wpi="http://schemas.microsoft.com/office/word/2010/wordprocessingInk" xmlns:wne="http://schemas.microsoft.com/office/word/2006/wordml" xmlns:wps="http://schemas.microsoft.com/office/word/2010/wordprocessingShape" mc:Ignorable="w14 w15 w16se wp14">
+<w:numbering xmlns:wpc="http://schemas.microsoft.com/office/word/2010/wordprocessingCanvas" xmlns:cx="http://schemas.microsoft.com/office/drawing/2014/chartex" xmlns:cx1="http://schemas.microsoft.com/office/drawing/2015/9/8/chartex" xmlns:cx2="http://schemas.microsoft.com/office/drawing/2015/10/21/chartex" xmlns:cx3="http://schemas.microsoft.com/office/drawing/2016/5/9/chartex" xmlns:cx4="http://schemas.microsoft.com/office/drawing/2016/5/10/chartex" xmlns:cx5="http://schemas.microsoft.com/office/drawing/2016/5/11/chartex" xmlns:cx6="http://schemas.microsoft.com/office/drawing/2016/5/12/chartex" xmlns:cx7="http://schemas.microsoft.com/office/drawing/2016/5/13/chartex" xmlns:cx8="http://schemas.microsoft.com/office/drawing/2016/5/14/chartex" xmlns:mc="http://schemas.openxmlformats.org/markup-compatibility/2006" xmlns:aink="http://schemas.microsoft.com/office/drawing/2016/ink" xmlns:am3d="http://schemas.microsoft.com/office/drawing/2017/model3d" xmlns:o="urn:schemas-microsoft-com:office:office" xmlns:oel="http://schemas.microsoft.com/office/2019/extlst" xmlns:r="http://schemas.openxmlformats.org/officeDocument/2006/relationships" xmlns:m="http://schemas.openxmlformats.org/officeDocument/2006/math" xmlns:v="urn:schemas-microsoft-com:vml" xmlns:wp14="http://schemas.microsoft.com/office/word/2010/wordprocessingDrawing" xmlns:wp="http://schemas.openxmlformats.org/drawingml/2006/wordprocessingDrawing" xmlns:w10="urn:schemas-microsoft-com:office:word" xmlns:w="http://schemas.openxmlformats.org/wordprocessingml/2006/main" xmlns:w14="http://schemas.microsoft.com/office/word/2010/wordml" xmlns:w15="http://schemas.microsoft.com/office/word/2012/wordml" xmlns:w16cex="http://schemas.microsoft.com/office/word/2018/wordml/cex" xmlns:w16cid="http://schemas.microsoft.com/office/word/2016/wordml/cid" xmlns:w16="http://schemas.microsoft.com/office/word/2018/wordml" xmlns:w16du="http://schemas.microsoft.com/office/word/2023/wordml/word16du" xmlns:w16sdtdh="http://schemas.microsoft.com/office/word/2020/wordml/sdtdatahash" xmlns:w16sdtfl="http://schemas.microsoft.com/office/word/2024/wordml/sdtformatlock" xmlns:w16se="http://schemas.microsoft.com/office/word/2015/wordml/symex" xmlns:wpg="http://schemas.microsoft.com/office/word/2010/wordprocessingGroup" xmlns:wpi="http://schemas.microsoft.com/office/word/2010/wordprocessingInk" xmlns:wne="http://schemas.microsoft.com/office/word/2006/wordml" xmlns:wps="http://schemas.microsoft.com/office/word/2010/wordprocessingShape" mc:Ignorable="w14 w15 w16se w16cid w16 w16cex w16sdtdh w16sdtfl w16du wp14">
   <w:abstractNum w:abstractNumId="0" w15:restartNumberingAfterBreak="0">
     <w:nsid w:val="05D27597"/>
     <w:multiLevelType w:val="hybridMultilevel"/>
@@ -13526,38 +13498,38 @@
       </w:rPr>
     </w:lvl>
   </w:abstractNum>
-  <w:num w:numId="1">
+  <w:num w:numId="1" w16cid:durableId="296758841">
     <w:abstractNumId w:val="1"/>
   </w:num>
-  <w:num w:numId="2">
+  <w:num w:numId="2" w16cid:durableId="1961758732">
     <w:abstractNumId w:val="6"/>
   </w:num>
-  <w:num w:numId="3">
+  <w:num w:numId="3" w16cid:durableId="1445270706">
     <w:abstractNumId w:val="2"/>
   </w:num>
-  <w:num w:numId="4">
+  <w:num w:numId="4" w16cid:durableId="1324624003">
     <w:abstractNumId w:val="0"/>
   </w:num>
-  <w:num w:numId="5">
+  <w:num w:numId="5" w16cid:durableId="573589060">
     <w:abstractNumId w:val="5"/>
   </w:num>
-  <w:num w:numId="6">
+  <w:num w:numId="6" w16cid:durableId="1169248514">
     <w:abstractNumId w:val="3"/>
   </w:num>
-  <w:num w:numId="7">
+  <w:num w:numId="7" w16cid:durableId="1120026215">
     <w:abstractNumId w:val="4"/>
   </w:num>
-  <w:num w:numId="8">
+  <w:num w:numId="8" w16cid:durableId="819034039">
     <w:abstractNumId w:val="7"/>
   </w:num>
-  <w:num w:numId="9">
+  <w:num w:numId="9" w16cid:durableId="1853452484">
     <w:abstractNumId w:val="8"/>
   </w:num>
 </w:numbering>
 </file>
 
 <file path=word/styles.xml><?xml version="1.0" encoding="utf-8"?>
-<w:styles xmlns:mc="http://schemas.openxmlformats.org/markup-compatibility/2006" xmlns:r="http://schemas.openxmlformats.org/officeDocument/2006/relationships" xmlns:w="http://schemas.openxmlformats.org/wordprocessingml/2006/main" xmlns:w14="http://schemas.microsoft.com/office/word/2010/wordml" xmlns:w15="http://schemas.microsoft.com/office/word/2012/wordml" xmlns:w16se="http://schemas.microsoft.com/office/word/2015/wordml/symex" mc:Ignorable="w14 w15 w16se">
+<w:styles xmlns:mc="http://schemas.openxmlformats.org/markup-compatibility/2006" xmlns:r="http://schemas.openxmlformats.org/officeDocument/2006/relationships" xmlns:w="http://schemas.openxmlformats.org/wordprocessingml/2006/main" xmlns:w14="http://schemas.microsoft.com/office/word/2010/wordml" xmlns:w15="http://schemas.microsoft.com/office/word/2012/wordml" xmlns:w16cex="http://schemas.microsoft.com/office/word/2018/wordml/cex" xmlns:w16cid="http://schemas.microsoft.com/office/word/2016/wordml/cid" xmlns:w16="http://schemas.microsoft.com/office/word/2018/wordml" xmlns:w16du="http://schemas.microsoft.com/office/word/2023/wordml/word16du" xmlns:w16sdtdh="http://schemas.microsoft.com/office/word/2020/wordml/sdtdatahash" xmlns:w16sdtfl="http://schemas.microsoft.com/office/word/2024/wordml/sdtformatlock" xmlns:w16se="http://schemas.microsoft.com/office/word/2015/wordml/symex" mc:Ignorable="w14 w15 w16se w16cid w16 w16cex w16sdtdh w16sdtfl w16du">
   <w:docDefaults>
     <w:rPrDefault>
       <w:rPr>
@@ -13573,7 +13545,7 @@
       </w:pPr>
     </w:pPrDefault>
   </w:docDefaults>
-  <w:latentStyles w:defLockedState="0" w:defUIPriority="99" w:defSemiHidden="0" w:defUnhideWhenUsed="0" w:defQFormat="0" w:count="371">
+  <w:latentStyles w:defLockedState="0" w:defUIPriority="99" w:defSemiHidden="0" w:defUnhideWhenUsed="0" w:defQFormat="0" w:count="376">
     <w:lsdException w:name="Normal" w:uiPriority="0" w:qFormat="1"/>
     <w:lsdException w:name="heading 1" w:uiPriority="9" w:qFormat="1"/>
     <w:lsdException w:name="heading 2" w:semiHidden="1" w:uiPriority="9" w:unhideWhenUsed="1" w:qFormat="1"/>
@@ -13945,16 +13917,21 @@
     <w:lsdException w:name="List Table 5 Dark Accent 6" w:uiPriority="50"/>
     <w:lsdException w:name="List Table 6 Colorful Accent 6" w:uiPriority="51"/>
     <w:lsdException w:name="List Table 7 Colorful Accent 6" w:uiPriority="52"/>
+    <w:lsdException w:name="Mention" w:semiHidden="1" w:unhideWhenUsed="1"/>
+    <w:lsdException w:name="Smart Hyperlink" w:semiHidden="1" w:unhideWhenUsed="1"/>
+    <w:lsdException w:name="Hashtag" w:semiHidden="1" w:unhideWhenUsed="1"/>
+    <w:lsdException w:name="Unresolved Mention" w:semiHidden="1" w:unhideWhenUsed="1"/>
+    <w:lsdException w:name="Smart Link" w:semiHidden="1" w:unhideWhenUsed="1"/>
   </w:latentStyles>
   <w:style w:type="paragraph" w:default="1" w:styleId="Normal">
     <w:name w:val="Normal"/>
     <w:qFormat/>
   </w:style>
-  <w:style w:type="paragraph" w:styleId="Titre1">
+  <w:style w:type="paragraph" w:styleId="Heading1">
     <w:name w:val="heading 1"/>
     <w:basedOn w:val="Normal"/>
     <w:next w:val="Normal"/>
-    <w:link w:val="Titre1Car"/>
+    <w:link w:val="Heading1Char"/>
     <w:autoRedefine/>
     <w:uiPriority w:val="9"/>
     <w:qFormat/>
@@ -13976,11 +13953,11 @@
       <w14:ligatures w14:val="standardContextual"/>
     </w:rPr>
   </w:style>
-  <w:style w:type="paragraph" w:styleId="Titre2">
+  <w:style w:type="paragraph" w:styleId="Heading2">
     <w:name w:val="heading 2"/>
     <w:basedOn w:val="Normal"/>
     <w:next w:val="Normal"/>
-    <w:link w:val="Titre2Car"/>
+    <w:link w:val="Heading2Char"/>
     <w:uiPriority w:val="9"/>
     <w:semiHidden/>
     <w:unhideWhenUsed/>
@@ -13999,11 +13976,11 @@
       <w:szCs w:val="26"/>
     </w:rPr>
   </w:style>
-  <w:style w:type="paragraph" w:styleId="Titre3">
+  <w:style w:type="paragraph" w:styleId="Heading3">
     <w:name w:val="heading 3"/>
     <w:basedOn w:val="Normal"/>
     <w:next w:val="Normal"/>
-    <w:link w:val="Titre3Car"/>
+    <w:link w:val="Heading3Char"/>
     <w:uiPriority w:val="9"/>
     <w:semiHidden/>
     <w:unhideWhenUsed/>
@@ -14020,13 +13997,13 @@
       <w:color w:val="1F3763" w:themeColor="accent1" w:themeShade="7F"/>
     </w:rPr>
   </w:style>
-  <w:style w:type="character" w:default="1" w:styleId="Policepardfaut">
+  <w:style w:type="character" w:default="1" w:styleId="DefaultParagraphFont">
     <w:name w:val="Default Paragraph Font"/>
     <w:uiPriority w:val="1"/>
     <w:semiHidden/>
     <w:unhideWhenUsed/>
   </w:style>
-  <w:style w:type="table" w:default="1" w:styleId="TableauNormal">
+  <w:style w:type="table" w:default="1" w:styleId="TableNormal">
     <w:name w:val="Normal Table"/>
     <w:uiPriority w:val="99"/>
     <w:semiHidden/>
@@ -14041,16 +14018,16 @@
       </w:tblCellMar>
     </w:tblPr>
   </w:style>
-  <w:style w:type="numbering" w:default="1" w:styleId="Aucuneliste">
+  <w:style w:type="numbering" w:default="1" w:styleId="NoList">
     <w:name w:val="No List"/>
     <w:uiPriority w:val="99"/>
     <w:semiHidden/>
     <w:unhideWhenUsed/>
   </w:style>
-  <w:style w:type="paragraph" w:styleId="En-tte">
+  <w:style w:type="paragraph" w:styleId="Header">
     <w:name w:val="header"/>
     <w:basedOn w:val="Normal"/>
-    <w:link w:val="En-tteCar"/>
+    <w:link w:val="HeaderChar"/>
     <w:uiPriority w:val="99"/>
     <w:unhideWhenUsed/>
     <w:rsid w:val="00CA00B3"/>
@@ -14062,17 +14039,17 @@
       <w:spacing w:after="0" w:line="240" w:lineRule="auto"/>
     </w:pPr>
   </w:style>
-  <w:style w:type="character" w:customStyle="1" w:styleId="En-tteCar">
-    <w:name w:val="En-tête Car"/>
-    <w:basedOn w:val="Policepardfaut"/>
-    <w:link w:val="En-tte"/>
+  <w:style w:type="character" w:customStyle="1" w:styleId="HeaderChar">
+    <w:name w:val="Header Char"/>
+    <w:basedOn w:val="DefaultParagraphFont"/>
+    <w:link w:val="Header"/>
     <w:uiPriority w:val="99"/>
     <w:rsid w:val="00CA00B3"/>
   </w:style>
-  <w:style w:type="paragraph" w:styleId="Pieddepage">
+  <w:style w:type="paragraph" w:styleId="Footer">
     <w:name w:val="footer"/>
     <w:basedOn w:val="Normal"/>
-    <w:link w:val="PieddepageCar"/>
+    <w:link w:val="FooterChar"/>
     <w:uiPriority w:val="99"/>
     <w:unhideWhenUsed/>
     <w:rsid w:val="00CA00B3"/>
@@ -14084,16 +14061,16 @@
       <w:spacing w:after="0" w:line="240" w:lineRule="auto"/>
     </w:pPr>
   </w:style>
-  <w:style w:type="character" w:customStyle="1" w:styleId="PieddepageCar">
-    <w:name w:val="Pied de page Car"/>
-    <w:basedOn w:val="Policepardfaut"/>
-    <w:link w:val="Pieddepage"/>
+  <w:style w:type="character" w:customStyle="1" w:styleId="FooterChar">
+    <w:name w:val="Footer Char"/>
+    <w:basedOn w:val="DefaultParagraphFont"/>
+    <w:link w:val="Footer"/>
     <w:uiPriority w:val="99"/>
     <w:rsid w:val="00CA00B3"/>
   </w:style>
-  <w:style w:type="character" w:styleId="Lienhypertexte">
+  <w:style w:type="character" w:styleId="Hyperlink">
     <w:name w:val="Hyperlink"/>
-    <w:basedOn w:val="Policepardfaut"/>
+    <w:basedOn w:val="DefaultParagraphFont"/>
     <w:uiPriority w:val="99"/>
     <w:unhideWhenUsed/>
     <w:rsid w:val="00CA00B3"/>
@@ -14102,10 +14079,10 @@
       <w:u w:val="single"/>
     </w:rPr>
   </w:style>
-  <w:style w:type="character" w:customStyle="1" w:styleId="Titre1Car">
-    <w:name w:val="Titre 1 Car"/>
-    <w:basedOn w:val="Policepardfaut"/>
-    <w:link w:val="Titre1"/>
+  <w:style w:type="character" w:customStyle="1" w:styleId="Heading1Char">
+    <w:name w:val="Heading 1 Char"/>
+    <w:basedOn w:val="DefaultParagraphFont"/>
+    <w:link w:val="Heading1"/>
     <w:uiPriority w:val="9"/>
     <w:rsid w:val="00D96FAD"/>
     <w:rPr>
@@ -14118,10 +14095,10 @@
       <w14:ligatures w14:val="standardContextual"/>
     </w:rPr>
   </w:style>
-  <w:style w:type="paragraph" w:styleId="Paragraphedeliste">
+  <w:style w:type="paragraph" w:styleId="ListParagraph">
     <w:name w:val="List Paragraph"/>
     <w:basedOn w:val="Normal"/>
-    <w:link w:val="ParagraphedelisteCar"/>
+    <w:link w:val="ListParagraphChar"/>
     <w:uiPriority w:val="34"/>
     <w:qFormat/>
     <w:rsid w:val="004D0550"/>
@@ -14137,10 +14114,10 @@
       <w14:ligatures w14:val="standardContextual"/>
     </w:rPr>
   </w:style>
-  <w:style w:type="character" w:customStyle="1" w:styleId="ParagraphedelisteCar">
-    <w:name w:val="Paragraphe de liste Car"/>
-    <w:basedOn w:val="Policepardfaut"/>
-    <w:link w:val="Paragraphedeliste"/>
+  <w:style w:type="character" w:customStyle="1" w:styleId="ListParagraphChar">
+    <w:name w:val="List Paragraph Char"/>
+    <w:basedOn w:val="DefaultParagraphFont"/>
+    <w:link w:val="ListParagraph"/>
     <w:uiPriority w:val="34"/>
     <w:rsid w:val="004D0550"/>
     <w:rPr>
@@ -14149,10 +14126,10 @@
       <w14:ligatures w14:val="standardContextual"/>
     </w:rPr>
   </w:style>
-  <w:style w:type="character" w:customStyle="1" w:styleId="Titre2Car">
-    <w:name w:val="Titre 2 Car"/>
-    <w:basedOn w:val="Policepardfaut"/>
-    <w:link w:val="Titre2"/>
+  <w:style w:type="character" w:customStyle="1" w:styleId="Heading2Char">
+    <w:name w:val="Heading 2 Char"/>
+    <w:basedOn w:val="DefaultParagraphFont"/>
+    <w:link w:val="Heading2"/>
     <w:uiPriority w:val="9"/>
     <w:semiHidden/>
     <w:rsid w:val="003633AB"/>
@@ -14163,7 +14140,7 @@
       <w:szCs w:val="26"/>
     </w:rPr>
   </w:style>
-  <w:style w:type="paragraph" w:styleId="Lgende">
+  <w:style w:type="paragraph" w:styleId="Caption">
     <w:name w:val="caption"/>
     <w:basedOn w:val="Normal"/>
     <w:next w:val="Normal"/>
@@ -14182,10 +14159,10 @@
       <w:szCs w:val="18"/>
     </w:rPr>
   </w:style>
-  <w:style w:type="character" w:customStyle="1" w:styleId="Titre3Car">
-    <w:name w:val="Titre 3 Car"/>
-    <w:basedOn w:val="Policepardfaut"/>
-    <w:link w:val="Titre3"/>
+  <w:style w:type="character" w:customStyle="1" w:styleId="Heading3Char">
+    <w:name w:val="Heading 3 Char"/>
+    <w:basedOn w:val="DefaultParagraphFont"/>
+    <w:link w:val="Heading3"/>
     <w:uiPriority w:val="9"/>
     <w:semiHidden/>
     <w:rsid w:val="0026213F"/>
@@ -14215,7 +14192,7 @@
       </w:tblCellMar>
     </w:tblPr>
   </w:style>
-  <w:style w:type="paragraph" w:styleId="Tabledesillustrations">
+  <w:style w:type="paragraph" w:styleId="TableofFigures">
     <w:name w:val="table of figures"/>
     <w:basedOn w:val="Normal"/>
     <w:next w:val="Normal"/>
@@ -14226,9 +14203,9 @@
       <w:spacing w:after="0"/>
     </w:pPr>
   </w:style>
-  <w:style w:type="paragraph" w:styleId="En-ttedetabledesmatires">
+  <w:style w:type="paragraph" w:styleId="TOCHeading">
     <w:name w:val="TOC Heading"/>
-    <w:basedOn w:val="Titre1"/>
+    <w:basedOn w:val="Heading1"/>
     <w:next w:val="Normal"/>
     <w:uiPriority w:val="39"/>
     <w:unhideWhenUsed/>
@@ -14250,7 +14227,7 @@
       <w14:ligatures w14:val="none"/>
     </w:rPr>
   </w:style>
-  <w:style w:type="paragraph" w:styleId="TM1">
+  <w:style w:type="paragraph" w:styleId="TOC1">
     <w:name w:val="toc 1"/>
     <w:basedOn w:val="Normal"/>
     <w:next w:val="Normal"/>
@@ -14262,7 +14239,7 @@
       <w:spacing w:after="100"/>
     </w:pPr>
   </w:style>
-  <w:style w:type="paragraph" w:styleId="TM2">
+  <w:style w:type="paragraph" w:styleId="TOC2">
     <w:name w:val="toc 2"/>
     <w:basedOn w:val="Normal"/>
     <w:next w:val="Normal"/>
@@ -14275,7 +14252,7 @@
       <w:ind w:left="240"/>
     </w:pPr>
   </w:style>
-  <w:style w:type="paragraph" w:styleId="TM3">
+  <w:style w:type="paragraph" w:styleId="TOC3">
     <w:name w:val="toc 3"/>
     <w:basedOn w:val="Normal"/>
     <w:next w:val="Normal"/>
@@ -14288,9 +14265,9 @@
       <w:ind w:left="480"/>
     </w:pPr>
   </w:style>
-  <w:style w:type="character" w:customStyle="1" w:styleId="UnresolvedMention">
-    <w:name w:val="Unresolved Mention"/>
-    <w:basedOn w:val="Policepardfaut"/>
+  <w:style w:type="character" w:customStyle="1" w:styleId="UnresolvedMention1">
+    <w:name w:val="Unresolved Mention1"/>
+    <w:basedOn w:val="DefaultParagraphFont"/>
     <w:uiPriority w:val="99"/>
     <w:semiHidden/>
     <w:unhideWhenUsed/>
@@ -14300,9 +14277,9 @@
       <w:shd w:val="clear" w:color="auto" w:fill="E1DFDD"/>
     </w:rPr>
   </w:style>
-  <w:style w:type="character" w:styleId="Numrodeligne">
+  <w:style w:type="character" w:styleId="LineNumber">
     <w:name w:val="line number"/>
-    <w:basedOn w:val="Policepardfaut"/>
+    <w:basedOn w:val="DefaultParagraphFont"/>
     <w:uiPriority w:val="99"/>
     <w:semiHidden/>
     <w:unhideWhenUsed/>
